--- a/corpus/docx/anchors-and-notes.docx
+++ b/corpus/docx/anchors-and-notes.docx
@@ -65,39 +65,7 @@
         <w:pStyle w:val="BodyText"/>
       </w:pPr>
       <w:r>
-        <w:t xml:space="preserve">A footnote whose body contains a list^[Intro paragraph.</w:t>
-      </w:r>
-    </w:p>
-    <w:p>
-      <w:pPr>
-        <w:pStyle w:val="Compact"/>
-        <w:numPr>
-          <w:ilvl w:val="0"/>
-          <w:numId w:val="1001"/>
-        </w:numPr>
-      </w:pPr>
-      <w:r>
-        <w:t xml:space="preserve">first bullet</w:t>
-      </w:r>
-    </w:p>
-    <w:p>
-      <w:pPr>
-        <w:pStyle w:val="Compact"/>
-        <w:numPr>
-          <w:ilvl w:val="0"/>
-          <w:numId w:val="1001"/>
-        </w:numPr>
-      </w:pPr>
-      <w:r>
-        <w:t xml:space="preserve">second bullet</w:t>
-      </w:r>
-    </w:p>
-    <w:p>
-      <w:pPr>
-        <w:pStyle w:val="FirstParagraph"/>
-      </w:pPr>
-      <w:r>
-        <w:t xml:space="preserve">Closing note paragraph.] and one with only text.</w:t>
+        <w:t xml:space="preserve">A footnote whose body contains a list</w:t>
       </w:r>
       <w:r>
         <w:rPr>
@@ -105,8 +73,26 @@
         </w:rPr>
         <w:footnoteReference w:id="11"/>
       </w:r>
+      <w:r>
+        <w:t xml:space="preserve"> </w:t>
+      </w:r>
+      <w:r>
+        <w:t xml:space="preserve">and one with only</w:t>
+      </w:r>
+      <w:r>
+        <w:t xml:space="preserve"> </w:t>
+      </w:r>
+      <w:r>
+        <w:t xml:space="preserve">text.</w:t>
+      </w:r>
+      <w:r>
+        <w:rPr>
+          <w:rStyle w:val="FootnoteReference"/>
+        </w:rPr>
+        <w:footnoteReference w:id="12"/>
+      </w:r>
     </w:p>
-    <w:bookmarkStart w:id="12" w:name="heading-with-a-bookmark"/>
+    <w:bookmarkStart w:id="13" w:name="heading-with-a-bookmark"/>
     <w:p>
       <w:pPr>
         <w:pStyle w:val="Heading1"/>
@@ -123,7 +109,7 @@
         <w:t xml:space="preserve">Text after the heading.</w:t>
       </w:r>
     </w:p>
-    <w:bookmarkEnd w:id="12"/>
+    <w:bookmarkEnd w:id="13"/>
     <w:sectPr>
       <w:footnotePr>
         <w:numRestart w:val="eachSect"/>
@@ -154,6 +140,57 @@
     </w:p>
   </w:footnote>
   <w:footnote w:id="11">
+    <w:p>
+      <w:pPr>
+        <w:pStyle w:val="FootnoteText"/>
+      </w:pPr>
+      <w:r>
+        <w:rPr>
+          <w:rStyle w:val="FootnoteReference"/>
+        </w:rPr>
+        <w:footnoteRef/>
+      </w:r>
+      <w:r>
+        <w:t xml:space="preserve"> </w:t>
+      </w:r>
+      <w:r>
+        <w:t xml:space="preserve">Intro paragraph.</w:t>
+      </w:r>
+    </w:p>
+    <w:p>
+      <w:pPr>
+        <w:pStyle w:val="Compact"/>
+        <w:numPr>
+          <w:ilvl w:val="0"/>
+          <w:numId w:val="1001"/>
+        </w:numPr>
+      </w:pPr>
+      <w:r>
+        <w:t xml:space="preserve">first bullet</w:t>
+      </w:r>
+    </w:p>
+    <w:p>
+      <w:pPr>
+        <w:pStyle w:val="Compact"/>
+        <w:numPr>
+          <w:ilvl w:val="0"/>
+          <w:numId w:val="1001"/>
+        </w:numPr>
+      </w:pPr>
+      <w:r>
+        <w:t xml:space="preserve">second bullet</w:t>
+      </w:r>
+    </w:p>
+    <w:p>
+      <w:pPr>
+        <w:pStyle w:val="FootnoteText"/>
+      </w:pPr>
+      <w:r>
+        <w:t xml:space="preserve">Closing note paragraph.</w:t>
+      </w:r>
+    </w:p>
+  </w:footnote>
+  <w:footnote w:id="12">
     <w:p>
       <w:pPr>
         <w:pStyle w:val="FootnoteText"/>
